--- a/_materials/docs/out/Счёт № 1547 от 15.08.2026 (75 000,00).docx
+++ b/_materials/docs/out/Счёт № 1547 от 15.08.2026 (75 000,00).docx
@@ -221,7 +221,7 @@
           <w:b w:val="0"/>
           <w:i w:val="0"/>
         </w:rPr>
-        <w:t>Покупатель (Заказчик): ООО «АНГЕЛ-ДЕНТ», ИНН 5012077543, КПП __________, 143968, Московская обл., г. Реутов, ул. Победы, д. 22.</w:t>
+        <w:t>Покупатель (Заказчик): ООО «АНГЕЛ-ДЕНТ», ИНН 5012077543, КПП 504101001, 143968, Московская область, г. Реутов, ул. Победы, д. 22, помещение V.</w:t>
       </w:r>
     </w:p>
     <w:p>

--- a/_materials/docs/out/Счёт № 1547 от 15.08.2026 (75 000,00).docx
+++ b/_materials/docs/out/Счёт № 1547 от 15.08.2026 (75 000,00).docx
@@ -407,7 +407,7 @@
                 <w:b w:val="0"/>
                 <w:sz w:val="20"/>
               </w:rPr>
-              <w:t>Услуги по продвижению сайтов angel-denta.ru, versal-dent.ru, venecia-dent.ru за период с 15 по 31 августа 2026 по договору № 1547 от 15.08.2026</w:t>
+              <w:t>Услуги по продвижению сайтов angel-denta.ru, versal-dent.ru, venecia-dent.ru за август 2026 (с 15 по 31 августа) по договору № 1547 от 15.08.2026</w:t>
             </w:r>
           </w:p>
         </w:tc>

--- a/_materials/docs/out/Счёт № 1547 от 15.08.2026 (75 000,00).docx
+++ b/_materials/docs/out/Счёт № 1547 от 15.08.2026 (75 000,00).docx
@@ -6,17 +6,19 @@
       <w:tblPr>
         <w:tblStyle w:val="TableGrid"/>
         <w:tblW w:type="auto" w:w="0"/>
+        <w:tblLayout w:type="fixed"/>
         <w:tblLook w:firstColumn="1" w:firstRow="1" w:lastColumn="0" w:lastRow="0" w:noHBand="0" w:noVBand="1" w:val="04A0"/>
       </w:tblPr>
       <w:tblGrid>
-        <w:gridCol w:w="3324"/>
-        <w:gridCol w:w="3324"/>
-        <w:gridCol w:w="3324"/>
+        <w:gridCol w:w="5670"/>
+        <w:gridCol w:w="1247"/>
+        <w:gridCol w:w="3061"/>
       </w:tblGrid>
       <w:tr>
         <w:tc>
           <w:tcPr>
-            <w:tcW w:type="dxa" w:w="5102"/>
+            <w:tcW w:type="dxa" w:w="5669"/>
+            <w:vMerge w:val="restart"/>
           </w:tcPr>
           <w:p>
             <w:pPr>
@@ -33,7 +35,7 @@
         </w:tc>
         <w:tc>
           <w:tcPr>
-            <w:tcW w:type="dxa" w:w="1417"/>
+            <w:tcW w:type="dxa" w:w="1247"/>
           </w:tcPr>
           <w:p>
             <w:pPr>
@@ -50,7 +52,7 @@
         </w:tc>
         <w:tc>
           <w:tcPr>
-            <w:tcW w:type="dxa" w:w="3118"/>
+            <w:tcW w:type="dxa" w:w="3061"/>
           </w:tcPr>
           <w:p>
             <w:pPr>
@@ -69,23 +71,14 @@
       <w:tr>
         <w:tc>
           <w:tcPr>
-            <w:tcW w:type="dxa" w:w="5102"/>
+            <w:tcW w:type="dxa" w:w="3324"/>
+            <w:vMerge/>
           </w:tcPr>
-          <w:p>
-            <w:pPr>
-              <w:spacing w:after="0"/>
-            </w:pPr>
-            <w:r/>
-            <w:r>
-              <w:rPr>
-                <w:sz w:val="18"/>
-              </w:rPr>
-            </w:r>
-          </w:p>
+          <w:p/>
         </w:tc>
         <w:tc>
           <w:tcPr>
-            <w:tcW w:type="dxa" w:w="1417"/>
+            <w:tcW w:type="dxa" w:w="1247"/>
           </w:tcPr>
           <w:p>
             <w:pPr>
@@ -102,7 +95,7 @@
         </w:tc>
         <w:tc>
           <w:tcPr>
-            <w:tcW w:type="dxa" w:w="3118"/>
+            <w:tcW w:type="dxa" w:w="3061"/>
           </w:tcPr>
           <w:p>
             <w:pPr>
@@ -121,7 +114,7 @@
       <w:tr>
         <w:tc>
           <w:tcPr>
-            <w:tcW w:type="dxa" w:w="5102"/>
+            <w:tcW w:type="dxa" w:w="5669"/>
           </w:tcPr>
           <w:p>
             <w:pPr>
@@ -140,7 +133,7 @@
         </w:tc>
         <w:tc>
           <w:tcPr>
-            <w:tcW w:type="dxa" w:w="1417"/>
+            <w:tcW w:type="dxa" w:w="1247"/>
           </w:tcPr>
           <w:p>
             <w:pPr>
@@ -157,7 +150,7 @@
         </w:tc>
         <w:tc>
           <w:tcPr>
-            <w:tcW w:type="dxa" w:w="3118"/>
+            <w:tcW w:type="dxa" w:w="3061"/>
           </w:tcPr>
           <w:p>
             <w:pPr>
@@ -181,14 +174,13 @@
     </w:p>
     <w:p>
       <w:pPr>
-        <w:spacing w:after="40"/>
-        <w:jc w:val="center"/>
+        <w:jc w:val="left"/>
       </w:pPr>
       <w:r>
         <w:rPr>
           <w:b/>
           <w:i w:val="0"/>
-          <w:sz w:val="28"/>
+          <w:sz w:val="26"/>
         </w:rPr>
         <w:t>Счёт на оплату № 1547 от «15» августа 2026 г.</w:t>
       </w:r>
@@ -207,6 +199,7 @@
         <w:rPr>
           <w:b w:val="0"/>
           <w:i w:val="0"/>
+          <w:sz w:val="20"/>
         </w:rPr>
         <w:t>Поставщик (Исполнитель): ИП Зайдель Адриан Патрик, ИНН 772590578053, ОГРНИП 325774600319981, 115407, г. Москва, ул. Затонная, д. 5, корп. 4, кв. 27, тел. +7 925 904-01-11.</w:t>
       </w:r>
@@ -220,6 +213,7 @@
         <w:rPr>
           <w:b w:val="0"/>
           <w:i w:val="0"/>
+          <w:sz w:val="20"/>
         </w:rPr>
         <w:t>Покупатель (Заказчик): ООО «АНГЕЛ-ДЕНТ», ИНН 5012077543, КПП 504101001, 143968, Московская область, г. Реутов, ул. Победы, д. 22, помещение V.</w:t>
       </w:r>
@@ -232,6 +226,7 @@
         <w:rPr>
           <w:b w:val="0"/>
           <w:i w:val="0"/>
+          <w:sz w:val="20"/>
         </w:rPr>
         <w:t>Основание: Договор возмездного оказания услуг по продвижению № 1547 от «15» августа 2026 г.</w:t>
       </w:r>
@@ -246,15 +241,16 @@
         <w:tblStyle w:val="TableGrid"/>
         <w:tblW w:type="auto" w:w="0"/>
         <w:jc w:val="center"/>
+        <w:tblLayout w:type="fixed"/>
         <w:tblLook w:firstColumn="1" w:firstRow="1" w:lastColumn="0" w:lastRow="0" w:noHBand="0" w:noVBand="1" w:val="04A0"/>
       </w:tblPr>
       <w:tblGrid>
-        <w:gridCol w:w="1662"/>
-        <w:gridCol w:w="1662"/>
-        <w:gridCol w:w="1662"/>
-        <w:gridCol w:w="1662"/>
-        <w:gridCol w:w="1662"/>
-        <w:gridCol w:w="1662"/>
+        <w:gridCol w:w="567"/>
+        <w:gridCol w:w="4762"/>
+        <w:gridCol w:w="907"/>
+        <w:gridCol w:w="793"/>
+        <w:gridCol w:w="1474"/>
+        <w:gridCol w:w="1474"/>
       </w:tblGrid>
       <w:tr>
         <w:tc>
@@ -278,7 +274,7 @@
         </w:tc>
         <w:tc>
           <w:tcPr>
-            <w:tcW w:type="dxa" w:w="4876"/>
+            <w:tcW w:type="dxa" w:w="4762"/>
           </w:tcPr>
           <w:p>
             <w:pPr>
@@ -394,7 +390,7 @@
         </w:tc>
         <w:tc>
           <w:tcPr>
-            <w:tcW w:type="dxa" w:w="4876"/>
+            <w:tcW w:type="dxa" w:w="4762"/>
           </w:tcPr>
           <w:p>
             <w:pPr>
@@ -501,8 +497,9 @@
       </w:pPr>
       <w:r>
         <w:rPr>
-          <w:b w:val="0"/>
+          <w:b/>
           <w:i w:val="0"/>
+          <w:sz w:val="20"/>
         </w:rPr>
         <w:t>Итого: 75 000,00</w:t>
       </w:r>
@@ -516,6 +513,7 @@
         <w:rPr>
           <w:b w:val="0"/>
           <w:i w:val="0"/>
+          <w:sz w:val="20"/>
         </w:rPr>
         <w:t>Без НДС</w:t>
       </w:r>
@@ -528,6 +526,7 @@
         <w:rPr>
           <w:b/>
           <w:i w:val="0"/>
+          <w:sz w:val="20"/>
         </w:rPr>
         <w:t>Всего к оплате: 75 000,00</w:t>
       </w:r>
@@ -540,6 +539,7 @@
         <w:rPr>
           <w:b w:val="0"/>
           <w:i w:val="0"/>
+          <w:sz w:val="20"/>
         </w:rPr>
         <w:t>Всего наименований 1, на сумму 75 000,00 руб.</w:t>
       </w:r>
@@ -552,6 +552,7 @@
         <w:rPr>
           <w:b/>
           <w:i w:val="0"/>
+          <w:sz w:val="20"/>
         </w:rPr>
         <w:t>Всего к оплате: Семьдесят пять тысяч рублей 00 копеек. Без НДС.</w:t>
       </w:r>
@@ -587,6 +588,7 @@
         <w:rPr>
           <w:b w:val="0"/>
           <w:i w:val="0"/>
+          <w:sz w:val="20"/>
         </w:rPr>
         <w:t>Индивидуальный предприниматель  _______________________  / Зайдель А. П. /</w:t>
       </w:r>

--- a/_materials/docs/out/Счёт № 1547 от 15.08.2026 (75 000,00).docx
+++ b/_materials/docs/out/Счёт № 1547 от 15.08.2026 (75 000,00).docx
@@ -569,24 +569,6 @@
       <w:r>
         <w:rPr>
           <w:b w:val="0"/>
-          <w:i/>
-          <w:sz w:val="18"/>
-        </w:rPr>
-        <w:t>Оплата настоящего счёта означает согласие с условиями договора, указанного в основании. График оплаты — согласно п. 3.2 договора: по 75 000,00 руб. не позднее 1-го числа (за 1–14 число) и не позднее 15-го числа (за 15-е — конец месяца) каждого календарного месяца.</w:t>
-      </w:r>
-    </w:p>
-    <w:p>
-      <w:pPr>
-        <w:jc w:val="left"/>
-      </w:pPr>
-    </w:p>
-    <w:p>
-      <w:pPr>
-        <w:jc w:val="left"/>
-      </w:pPr>
-      <w:r>
-        <w:rPr>
-          <w:b w:val="0"/>
           <w:i w:val="0"/>
           <w:sz w:val="20"/>
         </w:rPr>

--- a/_materials/docs/out/Счёт № 1547 от 15.08.2026 (75 000,00).docx
+++ b/_materials/docs/out/Счёт № 1547 от 15.08.2026 (75 000,00).docx
@@ -575,6 +575,60 @@
         <w:t>Индивидуальный предприниматель  _______________________  / Зайдель А. П. /</w:t>
       </w:r>
     </w:p>
+    <w:p>
+      <w:pPr>
+        <w:jc w:val="left"/>
+      </w:pPr>
+    </w:p>
+    <w:p>
+      <w:r>
+        <w:drawing>
+          <wp:inline xmlns:a="http://schemas.openxmlformats.org/drawingml/2006/main" xmlns:pic="http://schemas.openxmlformats.org/drawingml/2006/picture">
+            <wp:extent cx="1296000" cy="1296000"/>
+            <wp:docPr id="1" name="Picture 1"/>
+            <wp:cNvGraphicFramePr>
+              <a:graphicFrameLocks noChangeAspect="1"/>
+            </wp:cNvGraphicFramePr>
+            <a:graphic>
+              <a:graphicData uri="http://schemas.openxmlformats.org/drawingml/2006/picture">
+                <pic:pic>
+                  <pic:nvPicPr>
+                    <pic:cNvPr id="0" name="tmpqagc_x54.png"/>
+                    <pic:cNvPicPr/>
+                  </pic:nvPicPr>
+                  <pic:blipFill>
+                    <a:blip r:embed="rId9"/>
+                    <a:stretch>
+                      <a:fillRect/>
+                    </a:stretch>
+                  </pic:blipFill>
+                  <pic:spPr>
+                    <a:xfrm>
+                      <a:off x="0" y="0"/>
+                      <a:ext cx="1296000" cy="1296000"/>
+                    </a:xfrm>
+                    <a:prstGeom prst="rect"/>
+                  </pic:spPr>
+                </pic:pic>
+              </a:graphicData>
+            </a:graphic>
+          </wp:inline>
+        </w:drawing>
+      </w:r>
+    </w:p>
+    <w:p>
+      <w:pPr>
+        <w:jc w:val="left"/>
+      </w:pPr>
+      <w:r>
+        <w:rPr>
+          <w:b w:val="0"/>
+          <w:i/>
+          <w:sz w:val="16"/>
+        </w:rPr>
+        <w:t>Оплата по QR-коду — наведите камеру в приложении банка: реквизиты и сумма подставятся автоматически.</w:t>
+      </w:r>
+    </w:p>
     <w:sectPr>
       <w:pgSz w:w="12240" w:h="15840"/>
       <w:pgMar w:top="850" w:right="1134" w:bottom="850" w:left="1134" w:header="720" w:footer="720" w:gutter="0"/>

--- a/_materials/docs/out/Счёт № 1547 от 15.08.2026 (75 000,00).docx
+++ b/_materials/docs/out/Счёт № 1547 от 15.08.2026 (75 000,00).docx
@@ -403,7 +403,7 @@
                 <w:b w:val="0"/>
                 <w:sz w:val="20"/>
               </w:rPr>
-              <w:t>Услуги по продвижению сайтов angel-denta.ru, versal-dent.ru, venecia-dent.ru за август 2026 (с 15 по 31 августа) по договору № 1547 от 15.08.2026</w:t>
+              <w:t>Оплата по договору № 1547 от 15.08.2026 г.</w:t>
             </w:r>
           </w:p>
         </w:tc>
@@ -593,7 +593,7 @@
               <a:graphicData uri="http://schemas.openxmlformats.org/drawingml/2006/picture">
                 <pic:pic>
                   <pic:nvPicPr>
-                    <pic:cNvPr id="0" name="tmpqagc_x54.png"/>
+                    <pic:cNvPr id="0" name="tmpsg0w7_kz.png"/>
                     <pic:cNvPicPr/>
                   </pic:nvPicPr>
                   <pic:blipFill>
@@ -614,19 +614,6 @@
             </a:graphic>
           </wp:inline>
         </w:drawing>
-      </w:r>
-    </w:p>
-    <w:p>
-      <w:pPr>
-        <w:jc w:val="left"/>
-      </w:pPr>
-      <w:r>
-        <w:rPr>
-          <w:b w:val="0"/>
-          <w:i/>
-          <w:sz w:val="16"/>
-        </w:rPr>
-        <w:t>Оплата по QR-коду — наведите камеру в приложении банка: реквизиты и сумма подставятся автоматически.</w:t>
       </w:r>
     </w:p>
     <w:sectPr>
